--- a/Michał Benio Karta_projektu.docx
+++ b/Michał Benio Karta_projektu.docx
@@ -239,7 +239,18 @@
                 <w:szCs w:val="22"/>
                 <w:lang w:val="pl-PL" w:eastAsia="en-US" w:bidi="ar-SA"/>
               </w:rPr>
-              <w:t>03.06.2026</w:t>
+              <w:t>10</w:t>
+            </w:r>
+            <w:r>
+              <w:rPr>
+                <w:rFonts w:eastAsia="Calibri" w:cs=""/>
+                <w:i/>
+                <w:kern w:val="0"/>
+                <w:sz w:val="22"/>
+                <w:szCs w:val="22"/>
+                <w:lang w:val="pl-PL" w:eastAsia="en-US" w:bidi="ar-SA"/>
+              </w:rPr>
+              <w:t>.06.2026</w:t>
             </w:r>
           </w:p>
         </w:tc>
@@ -1597,25 +1608,6 @@
         </w:tc>
       </w:tr>
     </w:tbl>
-    <w:p>
-      <w:pPr>
-        <w:pStyle w:val="Normal"/>
-        <w:rPr/>
-      </w:pPr>
-      <w:r>
-        <w:rPr/>
-      </w:r>
-    </w:p>
-    <w:p>
-      <w:pPr>
-        <w:pStyle w:val="Normal"/>
-        <w:rPr/>
-      </w:pPr>
-      <w:r>
-        <w:rPr/>
-        <w:t>Uwagi końcowe zespołu:</w:t>
-      </w:r>
-    </w:p>
     <w:p>
       <w:pPr>
         <w:pStyle w:val="Normal"/>
@@ -2521,15 +2513,15 @@
       <w:rFonts w:cs="Lucida Sans"/>
     </w:rPr>
   </w:style>
-  <w:style w:type="paragraph" w:styleId="Gwkaistopka">
-    <w:name w:val="Główka i stopka"/>
+  <w:style w:type="paragraph" w:styleId="Gwkaistopkauser">
+    <w:name w:val="Główka i stopka (user)"/>
     <w:basedOn w:val="Normal"/>
     <w:qFormat/>
     <w:pPr/>
     <w:rPr/>
   </w:style>
-  <w:style w:type="paragraph" w:styleId="Gwkaistopkauser">
-    <w:name w:val="Główka i stopka (user)"/>
+  <w:style w:type="paragraph" w:styleId="Gwkaistopka">
+    <w:name w:val="Główka i stopka"/>
     <w:basedOn w:val="Normal"/>
     <w:qFormat/>
     <w:pPr/>
@@ -2590,8 +2582,8 @@
       <w:lang w:val="pl-PL" w:eastAsia="en-US" w:bidi="ar-SA"/>
     </w:rPr>
   </w:style>
-  <w:style w:type="numbering" w:styleId="Bezlisty" w:default="1">
-    <w:name w:val="Bez listy"/>
+  <w:style w:type="numbering" w:styleId="Bezlistyuser" w:default="1">
+    <w:name w:val="Bez listy (user)"/>
     <w:uiPriority w:val="99"/>
     <w:semiHidden/>
     <w:unhideWhenUsed/>
